--- a/output_receita_federal/ato_declaratorio_comum_srf/documents/ad_srf_3_19990107.docx
+++ b/output_receita_federal/ato_declaratorio_comum_srf/documents/ad_srf_3_19990107.docx
@@ -17,17 +17,17 @@
     </w:p>
     <w:p>
       <w:r>
-        <w:t>O SECRETÁRIO DA RECEITA FEDERAL, no uso de suas atribuições, e tendo em vista o disposto no art. 6o, V, da Lei No 7.713, de 22 de dezembro de 1988, declara que:</w:t>
+        <w:t>O SECRETÁRIO DA RECEITA FEDERAL, no uso de suas atribuições, e tendo em vista o disposto no art. 6º, V, da Lei nº 7.713, de 22 de dezembro de 1988, declara que:</w:t>
       </w:r>
     </w:p>
     <w:p>
       <w:r>
-        <w:t>I - os valores pagos por pessoa jurídica a seus empregados, a título de incentivo à adesão a Programas de Desligamento Voluntário - PDV, considerados, em reiteradas decisões do Poder Judiciário, como verbas de natureza indenizatória, e assim reconhecidos por meio do Parecer PGFN/CRJ/No 1278/98, aprovado pelo Ministro de Estado da Fazenda em 17 de setembro de 1998, não se sujeitam à incidência do imposto de renda na fonte nem na Declaração de Ajuste Anual;</w:t>
+        <w:t>I - os valores pagos por pessoa jurídica a seus empregados, a título de incentivo à adesão a Programas de Desligamento Voluntário - PDV, considerados, em reiteradas decisões do Poder Judiciário, como verbas de natureza indenizatória, e assim reconhecidos por meio do Parecer PGFN/CRJ/nº 1278/98, aprovado pelo Ministro de Estado da Fazenda em 17 de setembro de 1998, não se sujeitam à incidência do imposto de renda na fonte nem na Declaração de Ajuste Anual;</w:t>
       </w:r>
     </w:p>
     <w:p>
       <w:r>
-        <w:t>II - a pessoa física que recebeu os rendimentos de que trata o inciso I, com desconto do imposto de renda na fonte, poderá solicitar a restituição ou compensação do valor retido, observado o disposto na Instrução Normativa SRF No 21, de 10 de março de 1997, alterada pela Instrução Normativa SRF No 73, de 15 de setembro de 1997;</w:t>
+        <w:t>II - a pessoa física que recebeu os rendimentos de que trata o inciso I, com desconto do imposto de renda na fonte, poderá solicitar a restituição ou compensação do valor retido, observado o disposto na Instrução Normativa SRF nº 21, de 10 de março de 1997, alterada pela Instrução Normativa SRF nº 73, de 15 de setembro de 1997;</w:t>
       </w:r>
     </w:p>
     <w:p>
